--- a/report_template/template_main/tHRR_CustomEdition_WHXH_v4.5.0.docx
+++ b/report_template/template_main/tHRR_CustomEdition_WHXH_v4.5.0.docx
@@ -111,7 +111,7 @@
                     </wp:anchor>
                   </w:drawing>
                 </mc:Choice>
-                <mc:Fallback xmlns:oel="http://schemas.microsoft.com/office/2019/extlst" xmlns:w16du="http://schemas.microsoft.com/office/word/2023/wordml/word16du">
+                <mc:Fallback xmlns:w16du="http://schemas.microsoft.com/office/word/2023/wordml/word16du" xmlns:oel="http://schemas.microsoft.com/office/2019/extlst">
                   <w:pict>
                     <v:shapetype w14:anchorId="04C26735" id="_x0000_t120" coordsize="21600,21600" o:spt="120" path="m10800,qx,10800,10800,21600,21600,10800,10800,xe">
                       <v:path gradientshapeok="t" o:connecttype="custom" o:connectlocs="10800,0;3163,3163;0,10800;3163,18437;10800,21600;18437,18437;21600,10800;18437,3163" textboxrect="3163,3163,18437,18437"/>
@@ -243,7 +243,7 @@
                     </wp:anchor>
                   </w:drawing>
                 </mc:Choice>
-                <mc:Fallback xmlns:oel="http://schemas.microsoft.com/office/2019/extlst" xmlns:w16du="http://schemas.microsoft.com/office/word/2023/wordml/word16du">
+                <mc:Fallback xmlns:w16du="http://schemas.microsoft.com/office/word/2023/wordml/word16du" xmlns:oel="http://schemas.microsoft.com/office/2019/extlst">
                   <w:pict>
                     <v:roundrect w14:anchorId="3A35A2B9" id="矩形: 圆角 69" o:spid="_x0000_s1026" style="position:absolute;left:0;text-align:left;margin-left:-5.7pt;margin-top:3.25pt;width:71.3pt;height:25.3pt;z-index:-251657216;visibility:visible;mso-wrap-style:square;mso-wrap-distance-left:9pt;mso-wrap-distance-top:0;mso-wrap-distance-right:9pt;mso-wrap-distance-bottom:0;mso-position-horizontal:absolute;mso-position-horizontal-relative:margin;mso-position-vertical:absolute;mso-position-vertical-relative:text;v-text-anchor:middle" arcsize="10923f" o:gfxdata="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" fillcolor="#f2f2f2 [3052]" stroked="f" strokeweight="1pt">
                       <v:stroke joinstyle="miter"/>
@@ -5640,7 +5640,6 @@
           <w:sz w:val="21"/>
           <w:szCs w:val="21"/>
         </w:rPr>
-        <w:lastRenderedPageBreak/>
         <w:t>可能与肿瘤发生发展相关的变异</w:t>
       </w:r>
     </w:p>
@@ -6964,6 +6963,7 @@
           <w:sz w:val="16"/>
           <w:szCs w:val="16"/>
         </w:rPr>
+        <w:lastRenderedPageBreak/>
         <w:t>“临床意义不明变异”仅列出解读为III类-临床意义不明</w:t>
       </w:r>
       <w:r>
@@ -7029,7 +7029,6 @@
         </w:rPr>
       </w:pPr>
       <w:r>
-        <w:lastRenderedPageBreak/>
         <w:br w:type="page"/>
       </w:r>
     </w:p>
@@ -8489,7 +8488,7 @@
                 <w:sz w:val="17"/>
                 <w:szCs w:val="17"/>
               </w:rPr>
-              <w:t>a.evi_sum.evi_split and (a.evi_sum.evi_split.</w:t>
+              <w:t xml:space="preserve">a.evi_sum.evi_split and (a.evi_sum.evi_split.Predictive or </w:t>
             </w:r>
             <w:r>
               <w:rPr>
@@ -8498,7 +8497,7 @@
                 <w:szCs w:val="17"/>
               </w:rPr>
               <w:lastRenderedPageBreak/>
-              <w:t>Predictive or a.evi_sum.evi_split.Prognostic or a.evi_sum.evi_split.Diagnostic)%}</w:t>
+              <w:t>a.evi_sum.evi_split.Prognostic or a.evi_sum.evi_split.Diagnostic)%}</w:t>
             </w:r>
           </w:p>
           <w:p>
@@ -10138,7 +10137,7 @@
                     </wp:anchor>
                   </w:drawing>
                 </mc:Choice>
-                <mc:Fallback xmlns:oel="http://schemas.microsoft.com/office/2019/extlst" xmlns:w16du="http://schemas.microsoft.com/office/word/2023/wordml/word16du">
+                <mc:Fallback xmlns:w16du="http://schemas.microsoft.com/office/word/2023/wordml/word16du" xmlns:oel="http://schemas.microsoft.com/office/2019/extlst">
                   <w:pict>
                     <v:shape w14:anchorId="04807EC4" id="流程图: 接点 27" o:spid="_x0000_s1026" type="#_x0000_t120" style="position:absolute;left:0;text-align:left;margin-left:178.35pt;margin-top:3.25pt;width:24.65pt;height:25.15pt;z-index:-251630592;visibility:visible;mso-wrap-style:square;mso-wrap-distance-left:9pt;mso-wrap-distance-top:0;mso-wrap-distance-right:9pt;mso-wrap-distance-bottom:0;mso-position-horizontal:absolute;mso-position-horizontal-relative:text;mso-position-vertical:absolute;mso-position-vertical-relative:text;v-text-anchor:middle" o:gfxdata="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" fillcolor="#1e7648" stroked="f" strokeweight="1pt">
                       <v:stroke joinstyle="miter"/>
@@ -10261,7 +10260,7 @@
                     </wp:anchor>
                   </w:drawing>
                 </mc:Choice>
-                <mc:Fallback xmlns:oel="http://schemas.microsoft.com/office/2019/extlst" xmlns:w16du="http://schemas.microsoft.com/office/word/2023/wordml/word16du">
+                <mc:Fallback xmlns:w16du="http://schemas.microsoft.com/office/word/2023/wordml/word16du" xmlns:oel="http://schemas.microsoft.com/office/2019/extlst">
                   <w:pict>
                     <v:roundrect w14:anchorId="012EFACA" id="矩形: 圆角 28" o:spid="_x0000_s1026" style="position:absolute;left:0;text-align:left;margin-left:-5.5pt;margin-top:3.35pt;width:125.25pt;height:25.3pt;z-index:-251631616;visibility:visible;mso-wrap-style:square;mso-width-percent:0;mso-wrap-distance-left:9pt;mso-wrap-distance-top:0;mso-wrap-distance-right:9pt;mso-wrap-distance-bottom:0;mso-position-horizontal:absolute;mso-position-horizontal-relative:margin;mso-position-vertical:absolute;mso-position-vertical-relative:text;mso-width-percent:0;mso-width-relative:margin;v-text-anchor:middle" arcsize="10923f" o:gfxdata="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" fillcolor="#f2f2f2 [3052]" stroked="f" strokeweight="1pt">
                       <v:stroke joinstyle="miter"/>
@@ -11292,6 +11291,7 @@
           <w:sz w:val="16"/>
           <w:szCs w:val="16"/>
         </w:rPr>
+        <w:lastRenderedPageBreak/>
         <w:t>{</w:t>
       </w:r>
       <w:r>
@@ -12442,6 +12442,7 @@
                 <w:sz w:val="17"/>
                 <w:szCs w:val="17"/>
               </w:rPr>
+              <w:lastRenderedPageBreak/>
               <w:t>基因介绍</w:t>
             </w:r>
           </w:p>
@@ -12770,7 +12771,7 @@
                     </wp:anchor>
                   </w:drawing>
                 </mc:Choice>
-                <mc:Fallback xmlns:oel="http://schemas.microsoft.com/office/2019/extlst" xmlns:w16du="http://schemas.microsoft.com/office/word/2023/wordml/word16du">
+                <mc:Fallback xmlns:w16du="http://schemas.microsoft.com/office/word/2023/wordml/word16du" xmlns:oel="http://schemas.microsoft.com/office/2019/extlst">
                   <w:pict>
                     <v:shape w14:anchorId="01328522" id="流程图: 接点 10" o:spid="_x0000_s1026" type="#_x0000_t120" style="position:absolute;left:0;text-align:left;margin-left:216.6pt;margin-top:3.25pt;width:24.65pt;height:25.15pt;z-index:-251648000;visibility:visible;mso-wrap-style:square;mso-wrap-distance-left:9pt;mso-wrap-distance-top:0;mso-wrap-distance-right:9pt;mso-wrap-distance-bottom:0;mso-position-horizontal:absolute;mso-position-horizontal-relative:text;mso-position-vertical:absolute;mso-position-vertical-relative:text;v-text-anchor:middle" o:gfxdata="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" fillcolor="#1e7648" stroked="f" strokeweight="1pt">
                       <v:stroke joinstyle="miter"/>
@@ -12908,7 +12909,7 @@
                     </wp:anchor>
                   </w:drawing>
                 </mc:Choice>
-                <mc:Fallback xmlns:oel="http://schemas.microsoft.com/office/2019/extlst" xmlns:w16du="http://schemas.microsoft.com/office/word/2023/wordml/word16du">
+                <mc:Fallback xmlns:w16du="http://schemas.microsoft.com/office/word/2023/wordml/word16du" xmlns:oel="http://schemas.microsoft.com/office/2019/extlst">
                   <w:pict>
                     <v:roundrect w14:anchorId="60A2793C" id="矩形: 圆角 12" o:spid="_x0000_s1026" style="position:absolute;left:0;text-align:left;margin-left:-5.7pt;margin-top:3.25pt;width:71.3pt;height:25.3pt;z-index:-251649024;visibility:visible;mso-wrap-style:square;mso-wrap-distance-left:9pt;mso-wrap-distance-top:0;mso-wrap-distance-right:9pt;mso-wrap-distance-bottom:0;mso-position-horizontal:absolute;mso-position-horizontal-relative:margin;mso-position-vertical:absolute;mso-position-vertical-relative:text;v-text-anchor:middle" arcsize="10923f" o:gfxdata="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" fillcolor="#f2f2f2 [3052]" stroked="f" strokeweight="1pt">
                       <v:stroke joinstyle="miter"/>
@@ -16397,7 +16398,7 @@
                     </wp:anchor>
                   </w:drawing>
                 </mc:Choice>
-                <mc:Fallback xmlns:oel="http://schemas.microsoft.com/office/2019/extlst" xmlns:w16du="http://schemas.microsoft.com/office/word/2023/wordml/word16du">
+                <mc:Fallback xmlns:w16du="http://schemas.microsoft.com/office/word/2023/wordml/word16du" xmlns:oel="http://schemas.microsoft.com/office/2019/extlst">
                   <w:pict>
                     <v:shape w14:anchorId="11DC9087" id="流程图: 接点 14" o:spid="_x0000_s1026" type="#_x0000_t120" style="position:absolute;left:0;text-align:left;margin-left:216.6pt;margin-top:3.25pt;width:24.65pt;height:25.15pt;z-index:-251645952;visibility:visible;mso-wrap-style:square;mso-wrap-distance-left:9pt;mso-wrap-distance-top:0;mso-wrap-distance-right:9pt;mso-wrap-distance-bottom:0;mso-position-horizontal:absolute;mso-position-horizontal-relative:text;mso-position-vertical:absolute;mso-position-vertical-relative:text;v-text-anchor:middle" o:gfxdata="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" fillcolor="#1e7648" stroked="f" strokeweight="1pt">
                       <v:stroke joinstyle="miter"/>
@@ -16535,7 +16536,7 @@
                     </wp:anchor>
                   </w:drawing>
                 </mc:Choice>
-                <mc:Fallback xmlns:oel="http://schemas.microsoft.com/office/2019/extlst" xmlns:w16du="http://schemas.microsoft.com/office/word/2023/wordml/word16du">
+                <mc:Fallback xmlns:w16du="http://schemas.microsoft.com/office/word/2023/wordml/word16du" xmlns:oel="http://schemas.microsoft.com/office/2019/extlst">
                   <w:pict>
                     <v:roundrect w14:anchorId="74AB3694" id="矩形: 圆角 15" o:spid="_x0000_s1026" style="position:absolute;left:0;text-align:left;margin-left:-5.7pt;margin-top:3.25pt;width:71.3pt;height:25.3pt;z-index:-251646976;visibility:visible;mso-wrap-style:square;mso-wrap-distance-left:9pt;mso-wrap-distance-top:0;mso-wrap-distance-right:9pt;mso-wrap-distance-bottom:0;mso-position-horizontal:absolute;mso-position-horizontal-relative:margin;mso-position-vertical:absolute;mso-position-vertical-relative:text;v-text-anchor:middle" arcsize="10923f" o:gfxdata="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" fillcolor="#f2f2f2 [3052]" stroked="f" strokeweight="1pt">
                       <v:stroke joinstyle="miter"/>
@@ -19187,7 +19188,7 @@
                     </wp:anchor>
                   </w:drawing>
                 </mc:Choice>
-                <mc:Fallback xmlns:oel="http://schemas.microsoft.com/office/2019/extlst" xmlns:w16du="http://schemas.microsoft.com/office/word/2023/wordml/word16du">
+                <mc:Fallback xmlns:w16du="http://schemas.microsoft.com/office/word/2023/wordml/word16du" xmlns:oel="http://schemas.microsoft.com/office/2019/extlst">
                   <w:pict>
                     <v:shape w14:anchorId="637BA7C4" id="流程图: 接点 8" o:spid="_x0000_s1026" type="#_x0000_t120" style="position:absolute;left:0;text-align:left;margin-left:216.6pt;margin-top:3.25pt;width:24.65pt;height:25.15pt;z-index:-251634688;visibility:visible;mso-wrap-style:square;mso-wrap-distance-left:9pt;mso-wrap-distance-top:0;mso-wrap-distance-right:9pt;mso-wrap-distance-bottom:0;mso-position-horizontal:absolute;mso-position-horizontal-relative:text;mso-position-vertical:absolute;mso-position-vertical-relative:text;v-text-anchor:middle" o:gfxdata="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" fillcolor="#1e7648" stroked="f" strokeweight="1pt">
                       <v:stroke joinstyle="miter"/>
@@ -19325,7 +19326,7 @@
                     </wp:anchor>
                   </w:drawing>
                 </mc:Choice>
-                <mc:Fallback xmlns:oel="http://schemas.microsoft.com/office/2019/extlst" xmlns:w16du="http://schemas.microsoft.com/office/word/2023/wordml/word16du">
+                <mc:Fallback xmlns:w16du="http://schemas.microsoft.com/office/word/2023/wordml/word16du" xmlns:oel="http://schemas.microsoft.com/office/2019/extlst">
                   <w:pict>
                     <v:roundrect w14:anchorId="026E620B" id="矩形: 圆角 17" o:spid="_x0000_s1026" style="position:absolute;left:0;text-align:left;margin-left:-5.7pt;margin-top:3.25pt;width:71.3pt;height:25.3pt;z-index:-251643904;visibility:visible;mso-wrap-style:square;mso-wrap-distance-left:9pt;mso-wrap-distance-top:0;mso-wrap-distance-right:9pt;mso-wrap-distance-bottom:0;mso-position-horizontal:absolute;mso-position-horizontal-relative:margin;mso-position-vertical:absolute;mso-position-vertical-relative:text;v-text-anchor:middle" arcsize="10923f" o:gfxdata="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" fillcolor="#f2f2f2 [3052]" stroked="f" strokeweight="1pt">
                       <v:stroke joinstyle="miter"/>
@@ -19617,7 +19618,7 @@
                     </wp:anchor>
                   </w:drawing>
                 </mc:Choice>
-                <mc:Fallback xmlns:oel="http://schemas.microsoft.com/office/2019/extlst" xmlns:w16du="http://schemas.microsoft.com/office/word/2023/wordml/word16du">
+                <mc:Fallback xmlns:w16du="http://schemas.microsoft.com/office/word/2023/wordml/word16du" xmlns:oel="http://schemas.microsoft.com/office/2019/extlst">
                   <w:pict>
                     <v:shape w14:anchorId="190FF4C2" id="流程图: 接点 18" o:spid="_x0000_s1026" type="#_x0000_t120" style="position:absolute;left:0;text-align:left;margin-left:223.35pt;margin-top:5pt;width:24.65pt;height:25.15pt;z-index:-251633664;visibility:visible;mso-wrap-style:square;mso-wrap-distance-left:9pt;mso-wrap-distance-top:0;mso-wrap-distance-right:9pt;mso-wrap-distance-bottom:0;mso-position-horizontal:absolute;mso-position-horizontal-relative:text;mso-position-vertical:absolute;mso-position-vertical-relative:text;v-text-anchor:middle" o:gfxdata="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" fillcolor="#1e7648" stroked="f" strokeweight="1pt">
                       <v:stroke joinstyle="miter"/>
@@ -19764,7 +19765,7 @@
                     </wp:anchor>
                   </w:drawing>
                 </mc:Choice>
-                <mc:Fallback xmlns:oel="http://schemas.microsoft.com/office/2019/extlst" xmlns:w16du="http://schemas.microsoft.com/office/word/2023/wordml/word16du">
+                <mc:Fallback xmlns:w16du="http://schemas.microsoft.com/office/word/2023/wordml/word16du" xmlns:oel="http://schemas.microsoft.com/office/2019/extlst">
                   <w:pict>
                     <v:roundrect w14:anchorId="5863A572" id="矩形: 圆角 9" o:spid="_x0000_s1026" style="position:absolute;left:0;text-align:left;margin-left:-5.7pt;margin-top:3.25pt;width:71.3pt;height:25.3pt;z-index:-251639808;visibility:visible;mso-wrap-style:square;mso-wrap-distance-left:9pt;mso-wrap-distance-top:0;mso-wrap-distance-right:9pt;mso-wrap-distance-bottom:0;mso-position-horizontal:absolute;mso-position-horizontal-relative:margin;mso-position-vertical:absolute;mso-position-vertical-relative:text;v-text-anchor:middle" arcsize="10923f" o:gfxdata="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" fillcolor="#f2f2f2 [3052]" stroked="f" strokeweight="1pt">
                       <v:stroke joinstyle="miter"/>
@@ -25122,6 +25123,7 @@
                 <w:sz w:val="15"/>
                 <w:szCs w:val="15"/>
               </w:rPr>
+              <w:lastRenderedPageBreak/>
               <w:t>注：</w:t>
             </w:r>
             <w:r>
@@ -25207,7 +25209,6 @@
           <w:szCs w:val="18"/>
           <w:highlight w:val="yellow"/>
         </w:rPr>
-        <w:lastRenderedPageBreak/>
         <w:t>{%p else%}</w:t>
       </w:r>
       <w:bookmarkEnd w:id="12"/>
@@ -33511,7 +33512,7 @@
           <w:sz w:val="18"/>
           <w:szCs w:val="18"/>
         </w:rPr>
-        <w:t>同源重组修复相关基因突变及HRD状态可以指导PARP抑制剂靶向治疗。目前，全球已有多种PARP抑制剂获批上市，如由FDA批准的奥拉帕利（Olaparib）、鲁卡帕尼（Rucaparib）、尼拉帕利（Niraparib）、他拉唑帕利（Talazoparib）以及近期由NMPA批准的氟唑帕利（Fluzoparib）和帕米帕利（Pamiparib）等，已经相继在卵巢癌、前列腺癌、乳腺癌、胰腺癌等肿瘤中获批诸多适应症，其中也包括以HRR基因突变和HRD作为生物标志物的适应症获批。HRD检测在PARP抑制剂治疗卵巢癌中具有重要的应用价值；在乳腺癌、胰腺癌、前列腺癌中，其对PARP抑制剂或含铂类 药物的临床应用可能也具有潜在的指导价值。</w:t>
+        <w:t>同源重组修复相关基因突变及HRD状态可以指导PARP抑制剂靶向治疗。目前，全球已有多种PARP抑制剂获批上市，如由FDA批准的奥拉帕利（Olaparib）、鲁卡帕尼（Rucaparib）、尼拉帕利（Niraparib）、他拉唑帕利（Talazoparib）以及近期由NMPA批准的氟唑帕利（Fluzoparib）和帕米帕利（Pamiparib）等，已经相继在卵巢癌、前列腺癌、乳腺癌、胰腺癌等肿瘤中获批诸多适应症，其中也包括以HRR基因突变和HRD作为生物标志物的适应症获批。HRD检测在PARP抑制剂治疗卵巢癌中具有重要的应用价值；在乳腺癌、胰腺癌、前列腺癌中，其对PARP抑制剂或含铂类药物的临床应用可能也具有潜在的指导价值。</w:t>
       </w:r>
     </w:p>
     <w:p>
